--- a/public/fun/forms/이력서_인테리어시공·설계_5_카드형.docx
+++ b/public/fun/forms/이력서_인테리어시공·설계_5_카드형.docx
@@ -302,7 +302,7 @@
           <w:color w:val="44254B"/>
           <w:sz w:val="23"/>
         </w:rPr>
-        <w:t xml:space="preserve">   면허 · 자격</w:t>
+        <w:t xml:space="preserve">   학력 · 교육</w:t>
       </w:r>
     </w:p>
     <w:tbl>
@@ -350,7 +350,7 @@
                 <w:color w:val="44254B"/>
                 <w:sz w:val="21"/>
               </w:rPr>
-              <w:t>면허 · 자격명</w:t>
+              <w:t>학교 / 기관</w:t>
             </w:r>
             <w:r>
               <w:rPr>
@@ -358,7 +358,7 @@
                 <w:sz w:val="18"/>
               </w:rPr>
               <w:tab/>
-              <w:t>취득일</w:t>
+              <w:t>기 간</w:t>
             </w:r>
           </w:p>
           <w:p>
@@ -371,7 +371,7 @@
                 <w:color w:val="A9B0B8"/>
                 <w:sz w:val="18"/>
               </w:rPr>
-              <w:t>발급 기관 · 번 호</w:t>
+              <w:t>내 용</w:t>
             </w:r>
           </w:p>
         </w:tc>
@@ -427,7 +427,7 @@
                 <w:color w:val="44254B"/>
                 <w:sz w:val="21"/>
               </w:rPr>
-              <w:t>면허 · 자격명</w:t>
+              <w:t>학교 / 기관</w:t>
             </w:r>
             <w:r>
               <w:rPr>
@@ -435,7 +435,7 @@
                 <w:sz w:val="18"/>
               </w:rPr>
               <w:tab/>
-              <w:t>취득일</w:t>
+              <w:t>기 간</w:t>
             </w:r>
           </w:p>
           <w:p>
@@ -448,7 +448,7 @@
                 <w:color w:val="A9B0B8"/>
                 <w:sz w:val="18"/>
               </w:rPr>
-              <w:t>발급 기관 · 번 호</w:t>
+              <w:t>내 용</w:t>
             </w:r>
           </w:p>
         </w:tc>
@@ -504,7 +504,7 @@
                 <w:color w:val="44254B"/>
                 <w:sz w:val="21"/>
               </w:rPr>
-              <w:t>면허 · 자격명</w:t>
+              <w:t>학교 / 기관</w:t>
             </w:r>
             <w:r>
               <w:rPr>
@@ -512,7 +512,7 @@
                 <w:sz w:val="18"/>
               </w:rPr>
               <w:tab/>
-              <w:t>취득일</w:t>
+              <w:t>기 간</w:t>
             </w:r>
           </w:p>
           <w:p>
@@ -525,7 +525,7 @@
                 <w:color w:val="A9B0B8"/>
                 <w:sz w:val="18"/>
               </w:rPr>
-              <w:t>발급 기관 · 번 호</w:t>
+              <w:t>내 용</w:t>
             </w:r>
           </w:p>
         </w:tc>
@@ -1027,7 +1027,7 @@
           <w:color w:val="44254B"/>
           <w:sz w:val="23"/>
         </w:rPr>
-        <w:t xml:space="preserve">   학력 · 교육</w:t>
+        <w:t xml:space="preserve">   면허 · 자격</w:t>
       </w:r>
     </w:p>
     <w:tbl>
@@ -1075,7 +1075,7 @@
                 <w:color w:val="44254B"/>
                 <w:sz w:val="21"/>
               </w:rPr>
-              <w:t>학교 / 기관</w:t>
+              <w:t>면허 · 자격명</w:t>
             </w:r>
             <w:r>
               <w:rPr>
@@ -1083,7 +1083,7 @@
                 <w:sz w:val="18"/>
               </w:rPr>
               <w:tab/>
-              <w:t>기 간</w:t>
+              <w:t>취득일</w:t>
             </w:r>
           </w:p>
           <w:p>
@@ -1096,7 +1096,7 @@
                 <w:color w:val="A9B0B8"/>
                 <w:sz w:val="18"/>
               </w:rPr>
-              <w:t>내 용</w:t>
+              <w:t>발급 기관 · 번 호</w:t>
             </w:r>
           </w:p>
         </w:tc>
@@ -1152,7 +1152,7 @@
                 <w:color w:val="44254B"/>
                 <w:sz w:val="21"/>
               </w:rPr>
-              <w:t>학교 / 기관</w:t>
+              <w:t>면허 · 자격명</w:t>
             </w:r>
             <w:r>
               <w:rPr>
@@ -1160,7 +1160,7 @@
                 <w:sz w:val="18"/>
               </w:rPr>
               <w:tab/>
-              <w:t>기 간</w:t>
+              <w:t>취득일</w:t>
             </w:r>
           </w:p>
           <w:p>
@@ -1173,7 +1173,7 @@
                 <w:color w:val="A9B0B8"/>
                 <w:sz w:val="18"/>
               </w:rPr>
-              <w:t>내 용</w:t>
+              <w:t>발급 기관 · 번 호</w:t>
             </w:r>
           </w:p>
         </w:tc>
@@ -1229,7 +1229,7 @@
                 <w:color w:val="44254B"/>
                 <w:sz w:val="21"/>
               </w:rPr>
-              <w:t>학교 / 기관</w:t>
+              <w:t>면허 · 자격명</w:t>
             </w:r>
             <w:r>
               <w:rPr>
@@ -1237,7 +1237,7 @@
                 <w:sz w:val="18"/>
               </w:rPr>
               <w:tab/>
-              <w:t>기 간</w:t>
+              <w:t>취득일</w:t>
             </w:r>
           </w:p>
           <w:p>
@@ -1250,7 +1250,7 @@
                 <w:color w:val="A9B0B8"/>
                 <w:sz w:val="18"/>
               </w:rPr>
-              <w:t>내 용</w:t>
+              <w:t>발급 기관 · 번 호</w:t>
             </w:r>
           </w:p>
         </w:tc>

--- a/public/fun/forms/이력서_인테리어시공·설계_5_카드형.docx
+++ b/public/fun/forms/이력서_인테리어시공·설계_5_카드형.docx
@@ -1524,7 +1524,7 @@
                 <w:color w:val="72457D"/>
                 <w:sz w:val="19"/>
               </w:rPr>
-              <w:t>2021~현재 · ○○인테리어 · 상가 리모델링 28건 · 평균 공기 준수율 96%, 하자 접수 −35%</w:t>
+              <w:t>기간 입력 · ○○인테리어 · 상가 리모델링 28건 · 평균 공기 준수율 96%, 하자 접수 −35%</w:t>
             </w:r>
           </w:p>
         </w:tc>
